--- a/13-Datenkapsel/Sprechstundenliste/Sprechstunden.docx
+++ b/13-Datenkapsel/Sprechstundenliste/Sprechstunden.docx
@@ -1,6 +1,6 @@
 
 <file path=word/document.xml><?xml version="1.0" encoding="utf-8"?>
-<w:document xmlns:wpc="http://schemas.microsoft.com/office/word/2010/wordprocessingCanvas" xmlns:mc="http://schemas.openxmlformats.org/markup-compatibility/2006" xmlns:o="urn:schemas-microsoft-com:office:office" xmlns:r="http://schemas.openxmlformats.org/officeDocument/2006/relationships" xmlns:m="http://schemas.openxmlformats.org/officeDocument/2006/math" xmlns:v="urn:schemas-microsoft-com:vml" xmlns:wp14="http://schemas.microsoft.com/office/word/2010/wordprocessingDrawing" xmlns:wp="http://schemas.openxmlformats.org/drawingml/2006/wordprocessingDrawing" xmlns:w10="urn:schemas-microsoft-com:office:word" xmlns:w="http://schemas.openxmlformats.org/wordprocessingml/2006/main" xmlns:w14="http://schemas.microsoft.com/office/word/2010/wordml" xmlns:w15="http://schemas.microsoft.com/office/word/2012/wordml" xmlns:wpg="http://schemas.microsoft.com/office/word/2010/wordprocessingGroup" xmlns:wpi="http://schemas.microsoft.com/office/word/2010/wordprocessingInk" xmlns:wne="http://schemas.microsoft.com/office/word/2006/wordml" xmlns:wps="http://schemas.microsoft.com/office/word/2010/wordprocessingShape" mc:Ignorable="w14 w15 wp14">
+<w:document xmlns:wpc="http://schemas.microsoft.com/office/word/2010/wordprocessingCanvas" xmlns:cx="http://schemas.microsoft.com/office/drawing/2014/chartex" xmlns:cx1="http://schemas.microsoft.com/office/drawing/2015/9/8/chartex" xmlns:cx2="http://schemas.microsoft.com/office/drawing/2015/10/21/chartex" xmlns:cx3="http://schemas.microsoft.com/office/drawing/2016/5/9/chartex" xmlns:cx4="http://schemas.microsoft.com/office/drawing/2016/5/10/chartex" xmlns:cx5="http://schemas.microsoft.com/office/drawing/2016/5/11/chartex" xmlns:cx6="http://schemas.microsoft.com/office/drawing/2016/5/12/chartex" xmlns:cx7="http://schemas.microsoft.com/office/drawing/2016/5/13/chartex" xmlns:cx8="http://schemas.microsoft.com/office/drawing/2016/5/14/chartex" xmlns:mc="http://schemas.openxmlformats.org/markup-compatibility/2006" xmlns:aink="http://schemas.microsoft.com/office/drawing/2016/ink" xmlns:am3d="http://schemas.microsoft.com/office/drawing/2017/model3d" xmlns:o="urn:schemas-microsoft-com:office:office" xmlns:r="http://schemas.openxmlformats.org/officeDocument/2006/relationships" xmlns:m="http://schemas.openxmlformats.org/officeDocument/2006/math" xmlns:v="urn:schemas-microsoft-com:vml" xmlns:wp14="http://schemas.microsoft.com/office/word/2010/wordprocessingDrawing" xmlns:wp="http://schemas.openxmlformats.org/drawingml/2006/wordprocessingDrawing" xmlns:w10="urn:schemas-microsoft-com:office:word" xmlns:w="http://schemas.openxmlformats.org/wordprocessingml/2006/main" xmlns:w14="http://schemas.microsoft.com/office/word/2010/wordml" xmlns:w15="http://schemas.microsoft.com/office/word/2012/wordml" xmlns:w16cex="http://schemas.microsoft.com/office/word/2018/wordml/cex" xmlns:w16cid="http://schemas.microsoft.com/office/word/2016/wordml/cid" xmlns:w16="http://schemas.microsoft.com/office/word/2018/wordml" xmlns:w16sdtdh="http://schemas.microsoft.com/office/word/2020/wordml/sdtdatahash" xmlns:w16se="http://schemas.microsoft.com/office/word/2015/wordml/symex" xmlns:wpg="http://schemas.microsoft.com/office/word/2010/wordprocessingGroup" xmlns:wpi="http://schemas.microsoft.com/office/word/2010/wordprocessingInk" xmlns:wne="http://schemas.microsoft.com/office/word/2006/wordml" xmlns:wps="http://schemas.microsoft.com/office/word/2010/wordprocessingShape" mc:Ignorable="w14 w15 w16se w16cid w16 w16cex w16sdtdh wp14">
   <w:body>
     <w:p>
       <w:pPr>
@@ -93,7 +93,6 @@
           <w:szCs w:val="20"/>
         </w:rPr>
       </w:pPr>
-      <w:bookmarkStart w:id="0" w:name="_GoBack"/>
       <w:r>
         <w:rPr>
           <w:rFonts w:cs="Arial"/>
@@ -104,18 +103,18 @@
           <w:lang w:eastAsia="de-AT"/>
         </w:rPr>
         <w:drawing>
-          <wp:anchor distT="0" distB="0" distL="114300" distR="114300" simplePos="0" relativeHeight="251658240" behindDoc="0" locked="0" layoutInCell="1" allowOverlap="1" wp14:anchorId="657B542C" wp14:editId="4758F9A5">
+          <wp:anchor distT="0" distB="0" distL="114300" distR="114300" simplePos="0" relativeHeight="251660288" behindDoc="0" locked="0" layoutInCell="1" allowOverlap="1" wp14:anchorId="413EB8E5" wp14:editId="58CBE4D0">
             <wp:simplePos x="0" y="0"/>
-            <wp:positionH relativeFrom="margin">
-              <wp:posOffset>3441700</wp:posOffset>
+            <wp:positionH relativeFrom="column">
+              <wp:posOffset>3143885</wp:posOffset>
             </wp:positionH>
-            <wp:positionV relativeFrom="margin">
-              <wp:posOffset>1343660</wp:posOffset>
+            <wp:positionV relativeFrom="paragraph">
+              <wp:posOffset>7620</wp:posOffset>
             </wp:positionV>
-            <wp:extent cx="2558415" cy="2362200"/>
-            <wp:effectExtent l="0" t="0" r="0" b="0"/>
+            <wp:extent cx="2969895" cy="2705100"/>
+            <wp:effectExtent l="0" t="0" r="1905" b="0"/>
             <wp:wrapSquare wrapText="bothSides"/>
-            <wp:docPr id="1" name="Grafik 1"/>
+            <wp:docPr id="4" name="Grafik 4"/>
             <wp:cNvGraphicFramePr>
               <a:graphicFrameLocks xmlns:a="http://schemas.openxmlformats.org/drawingml/2006/main" noChangeAspect="1"/>
             </wp:cNvGraphicFramePr>
@@ -123,10 +122,8 @@
               <a:graphicData uri="http://schemas.openxmlformats.org/drawingml/2006/picture">
                 <pic:pic xmlns:pic="http://schemas.openxmlformats.org/drawingml/2006/picture">
                   <pic:nvPicPr>
-                    <pic:cNvPr id="0" name="Picture 1"/>
-                    <pic:cNvPicPr>
-                      <a:picLocks noChangeAspect="1" noChangeArrowheads="1"/>
-                    </pic:cNvPicPr>
+                    <pic:cNvPr id="1" name=""/>
+                    <pic:cNvPicPr/>
                   </pic:nvPicPr>
                   <pic:blipFill>
                     <a:blip r:embed="rId7">
@@ -136,31 +133,31 @@
                         </a:ext>
                       </a:extLst>
                     </a:blip>
-                    <a:srcRect/>
                     <a:stretch>
                       <a:fillRect/>
                     </a:stretch>
                   </pic:blipFill>
-                  <pic:spPr bwMode="auto">
+                  <pic:spPr>
                     <a:xfrm>
                       <a:off x="0" y="0"/>
-                      <a:ext cx="2558415" cy="2362200"/>
+                      <a:ext cx="2969895" cy="2705100"/>
                     </a:xfrm>
                     <a:prstGeom prst="rect">
                       <a:avLst/>
                     </a:prstGeom>
-                    <a:noFill/>
-                    <a:ln>
-                      <a:noFill/>
-                    </a:ln>
                   </pic:spPr>
                 </pic:pic>
               </a:graphicData>
             </a:graphic>
+            <wp14:sizeRelH relativeFrom="margin">
+              <wp14:pctWidth>0</wp14:pctWidth>
+            </wp14:sizeRelH>
+            <wp14:sizeRelV relativeFrom="margin">
+              <wp14:pctHeight>0</wp14:pctHeight>
+            </wp14:sizeRelV>
           </wp:anchor>
         </w:drawing>
       </w:r>
-      <w:bookmarkEnd w:id="0"/>
       <w:r>
         <w:rPr>
           <w:rFonts w:cs="Arial"/>
@@ -364,25 +361,22 @@
       </w:pPr>
       <w:r>
         <w:rPr>
-          <w:b/>
-          <w:noProof/>
-          <w:sz w:val="32"/>
-          <w:u w:val="single"/>
-          <w:lang w:eastAsia="de-AT"/>
+          <w:rFonts w:cs="Arial"/>
+          <w:szCs w:val="20"/>
         </w:rPr>
         <w:drawing>
-          <wp:anchor distT="0" distB="0" distL="114300" distR="114300" simplePos="0" relativeHeight="251659264" behindDoc="0" locked="0" layoutInCell="1" allowOverlap="1" wp14:anchorId="48FAA02E" wp14:editId="51DFEAD6">
+          <wp:anchor distT="0" distB="0" distL="114300" distR="114300" simplePos="0" relativeHeight="251661312" behindDoc="0" locked="0" layoutInCell="1" allowOverlap="1" wp14:anchorId="232EC3DE" wp14:editId="26103F0F">
             <wp:simplePos x="0" y="0"/>
-            <wp:positionH relativeFrom="margin">
-              <wp:posOffset>5063490</wp:posOffset>
+            <wp:positionH relativeFrom="column">
+              <wp:posOffset>4672330</wp:posOffset>
             </wp:positionH>
-            <wp:positionV relativeFrom="margin">
-              <wp:posOffset>4165600</wp:posOffset>
+            <wp:positionV relativeFrom="paragraph">
+              <wp:posOffset>10795</wp:posOffset>
             </wp:positionV>
-            <wp:extent cx="1013460" cy="1580515"/>
-            <wp:effectExtent l="0" t="0" r="0" b="635"/>
+            <wp:extent cx="1467055" cy="2343477"/>
+            <wp:effectExtent l="0" t="0" r="0" b="0"/>
             <wp:wrapSquare wrapText="bothSides"/>
-            <wp:docPr id="2" name="Grafik 2"/>
+            <wp:docPr id="1" name="Grafik 1"/>
             <wp:cNvGraphicFramePr>
               <a:graphicFrameLocks xmlns:a="http://schemas.openxmlformats.org/drawingml/2006/main" noChangeAspect="1"/>
             </wp:cNvGraphicFramePr>
@@ -408,7 +402,7 @@
                   <pic:spPr>
                     <a:xfrm>
                       <a:off x="0" y="0"/>
-                      <a:ext cx="1013460" cy="1580515"/>
+                      <a:ext cx="1467055" cy="2343477"/>
                     </a:xfrm>
                     <a:prstGeom prst="rect">
                       <a:avLst/>
@@ -425,7 +419,21 @@
           <w:rFonts w:cs="Arial"/>
           <w:szCs w:val="20"/>
         </w:rPr>
-        <w:t xml:space="preserve">Wenn das Filtern durch Eingabe eines Leerzeichens beendet wird, wird abschließend eine Raumauswertung ausgegeben: Dabei wird je Raum ausgegeben, wieviele Personen in diesem sitzen. </w:t>
+        <w:t>Wenn das Filtern durch Eingabe eines Leerzeichens beendet wird, wird abschließend eine Raumauswertung ausgegeben: Dabei wird je Raum ausgegeben, wie</w:t>
+      </w:r>
+      <w:r>
+        <w:rPr>
+          <w:rFonts w:cs="Arial"/>
+          <w:szCs w:val="20"/>
+        </w:rPr>
+        <w:t xml:space="preserve"> </w:t>
+      </w:r>
+      <w:r>
+        <w:rPr>
+          <w:rFonts w:cs="Arial"/>
+          <w:szCs w:val="20"/>
+        </w:rPr>
+        <w:t xml:space="preserve">viele Personen in diesem sitzen. </w:t>
       </w:r>
       <w:r>
         <w:rPr>
@@ -593,35 +601,37 @@
           <w:rFonts w:cs="Arial"/>
           <w:szCs w:val="20"/>
         </w:rPr>
-        <w:t xml:space="preserve">Das Einlesen der </w:t>
-      </w:r>
-      <w:r>
-        <w:rPr>
-          <w:rFonts w:cs="Arial"/>
-          <w:szCs w:val="20"/>
-        </w:rPr>
-        <w:t>Sprechstundeneinträge</w:t>
-      </w:r>
-      <w:r>
-        <w:rPr>
-          <w:rFonts w:cs="Arial"/>
-          <w:szCs w:val="20"/>
-        </w:rPr>
-        <w:t xml:space="preserve"> und die Selektion der gesuchten </w:t>
-      </w:r>
-      <w:r>
-        <w:rPr>
-          <w:rFonts w:cs="Arial"/>
-          <w:szCs w:val="20"/>
-        </w:rPr>
-        <w:t>LehrerInnen</w:t>
-      </w:r>
-      <w:r>
-        <w:rPr>
-          <w:rFonts w:cs="Arial"/>
-          <w:szCs w:val="20"/>
-        </w:rPr>
-        <w:t xml:space="preserve"> sind jeweils in eine Methode auszulagern. </w:t>
+        <w:t xml:space="preserve">Der Name der </w:t>
+      </w:r>
+      <w:proofErr w:type="spellStart"/>
+      <w:r>
+        <w:rPr>
+          <w:rFonts w:cs="Arial"/>
+          <w:szCs w:val="20"/>
+        </w:rPr>
+        <w:t>Csv</w:t>
+      </w:r>
+      <w:proofErr w:type="spellEnd"/>
+      <w:r>
+        <w:rPr>
+          <w:rFonts w:cs="Arial"/>
+          <w:szCs w:val="20"/>
+        </w:rPr>
+        <w:t xml:space="preserve"> Datei wird über ein Kommandoargument übergeben. Fehlt das Kommandoargument, wird „</w:t>
+      </w:r>
+      <w:r>
+        <w:rPr>
+          <w:rFonts w:cs="Arial"/>
+          <w:szCs w:val="20"/>
+        </w:rPr>
+        <w:t>Sprechstunden.csv</w:t>
+      </w:r>
+      <w:r>
+        <w:rPr>
+          <w:rFonts w:cs="Arial"/>
+          <w:szCs w:val="20"/>
+        </w:rPr>
+        <w:t>“ angenommen.</w:t>
       </w:r>
     </w:p>
     <w:p>
@@ -645,7 +655,23 @@
           <w:rFonts w:cs="Arial"/>
           <w:szCs w:val="20"/>
         </w:rPr>
-        <w:t xml:space="preserve">Die Arrays müssen in der richtigen Größe angelegt werden. </w:t>
+        <w:t xml:space="preserve">Das Programm überprüft, ob eine gültige / vorhandene </w:t>
+      </w:r>
+      <w:proofErr w:type="spellStart"/>
+      <w:r>
+        <w:rPr>
+          <w:rFonts w:cs="Arial"/>
+          <w:szCs w:val="20"/>
+        </w:rPr>
+        <w:t>Csv</w:t>
+      </w:r>
+      <w:proofErr w:type="spellEnd"/>
+      <w:r>
+        <w:rPr>
+          <w:rFonts w:cs="Arial"/>
+          <w:szCs w:val="20"/>
+        </w:rPr>
+        <w:t xml:space="preserve"> Datei angegeben wurde. </w:t>
       </w:r>
     </w:p>
     <w:p>
@@ -669,7 +695,35 @@
           <w:rFonts w:cs="Arial"/>
           <w:szCs w:val="20"/>
         </w:rPr>
-        <w:t xml:space="preserve">Bei der Selektion ist nicht auf Groß/Kleinschreibung zu achten. </w:t>
+        <w:t xml:space="preserve">Das Einlesen der </w:t>
+      </w:r>
+      <w:r>
+        <w:rPr>
+          <w:rFonts w:cs="Arial"/>
+          <w:szCs w:val="20"/>
+        </w:rPr>
+        <w:t>Sprechstundeneinträge</w:t>
+      </w:r>
+      <w:r>
+        <w:rPr>
+          <w:rFonts w:cs="Arial"/>
+          <w:szCs w:val="20"/>
+        </w:rPr>
+        <w:t xml:space="preserve"> und die Selektion der gesuchten </w:t>
+      </w:r>
+      <w:r>
+        <w:rPr>
+          <w:rFonts w:cs="Arial"/>
+          <w:szCs w:val="20"/>
+        </w:rPr>
+        <w:t>LehrerInnen</w:t>
+      </w:r>
+      <w:r>
+        <w:rPr>
+          <w:rFonts w:cs="Arial"/>
+          <w:szCs w:val="20"/>
+        </w:rPr>
+        <w:t xml:space="preserve"> sind jeweils in eine Methode auszulagern. </w:t>
       </w:r>
     </w:p>
     <w:p>
@@ -693,7 +747,7 @@
           <w:rFonts w:cs="Arial"/>
           <w:szCs w:val="20"/>
         </w:rPr>
-        <w:t xml:space="preserve">Enthält die Buchstabenfolge einen Buchstaben mehrmals, muss er im Namen nur einmal vorkommen. </w:t>
+        <w:t xml:space="preserve">Die Arrays müssen in der richtigen Größe angelegt werden. </w:t>
       </w:r>
     </w:p>
     <w:p>
@@ -717,7 +771,71 @@
           <w:rFonts w:cs="Arial"/>
           <w:szCs w:val="20"/>
         </w:rPr>
-        <w:t xml:space="preserve">Die Methode Contains der Klasse String darf nicht verwendet werden. </w:t>
+        <w:t xml:space="preserve">Bei der Selektion ist nicht auf Groß/Kleinschreibung zu achten. </w:t>
+      </w:r>
+    </w:p>
+    <w:p>
+      <w:pPr>
+        <w:pStyle w:val="Listenabsatz"/>
+        <w:numPr>
+          <w:ilvl w:val="0"/>
+          <w:numId w:val="14"/>
+        </w:numPr>
+        <w:autoSpaceDE w:val="0"/>
+        <w:autoSpaceDN w:val="0"/>
+        <w:adjustRightInd w:val="0"/>
+        <w:spacing w:after="27"/>
+        <w:rPr>
+          <w:rFonts w:cs="Arial"/>
+          <w:szCs w:val="20"/>
+        </w:rPr>
+      </w:pPr>
+      <w:r>
+        <w:rPr>
+          <w:rFonts w:cs="Arial"/>
+          <w:szCs w:val="20"/>
+        </w:rPr>
+        <w:t xml:space="preserve">Enthält die Buchstabenfolge einen Buchstaben mehrmals, muss er im Namen nur einmal vorkommen. </w:t>
+      </w:r>
+    </w:p>
+    <w:p>
+      <w:pPr>
+        <w:pStyle w:val="Listenabsatz"/>
+        <w:numPr>
+          <w:ilvl w:val="0"/>
+          <w:numId w:val="14"/>
+        </w:numPr>
+        <w:autoSpaceDE w:val="0"/>
+        <w:autoSpaceDN w:val="0"/>
+        <w:adjustRightInd w:val="0"/>
+        <w:spacing w:after="27"/>
+        <w:rPr>
+          <w:rFonts w:cs="Arial"/>
+          <w:szCs w:val="20"/>
+        </w:rPr>
+      </w:pPr>
+      <w:r>
+        <w:rPr>
+          <w:rFonts w:cs="Arial"/>
+          <w:szCs w:val="20"/>
+        </w:rPr>
+        <w:t xml:space="preserve">Die Methode </w:t>
+      </w:r>
+      <w:proofErr w:type="spellStart"/>
+      <w:r>
+        <w:rPr>
+          <w:rFonts w:cs="Arial"/>
+          <w:szCs w:val="20"/>
+        </w:rPr>
+        <w:t>Contains</w:t>
+      </w:r>
+      <w:proofErr w:type="spellEnd"/>
+      <w:r>
+        <w:rPr>
+          <w:rFonts w:cs="Arial"/>
+          <w:szCs w:val="20"/>
+        </w:rPr>
+        <w:t xml:space="preserve"> der Klasse String darf nicht verwendet werden. </w:t>
       </w:r>
     </w:p>
     <w:p>
@@ -767,7 +885,7 @@
 </file>
 
 <file path=word/endnotes.xml><?xml version="1.0" encoding="utf-8"?>
-<w:endnotes xmlns:wpc="http://schemas.microsoft.com/office/word/2010/wordprocessingCanvas" xmlns:mc="http://schemas.openxmlformats.org/markup-compatibility/2006" xmlns:o="urn:schemas-microsoft-com:office:office" xmlns:r="http://schemas.openxmlformats.org/officeDocument/2006/relationships" xmlns:m="http://schemas.openxmlformats.org/officeDocument/2006/math" xmlns:v="urn:schemas-microsoft-com:vml" xmlns:wp14="http://schemas.microsoft.com/office/word/2010/wordprocessingDrawing" xmlns:wp="http://schemas.openxmlformats.org/drawingml/2006/wordprocessingDrawing" xmlns:w10="urn:schemas-microsoft-com:office:word" xmlns:w="http://schemas.openxmlformats.org/wordprocessingml/2006/main" xmlns:w14="http://schemas.microsoft.com/office/word/2010/wordml" xmlns:w15="http://schemas.microsoft.com/office/word/2012/wordml" xmlns:wpg="http://schemas.microsoft.com/office/word/2010/wordprocessingGroup" xmlns:wpi="http://schemas.microsoft.com/office/word/2010/wordprocessingInk" xmlns:wne="http://schemas.microsoft.com/office/word/2006/wordml" xmlns:wps="http://schemas.microsoft.com/office/word/2010/wordprocessingShape" mc:Ignorable="w14 w15 wp14">
+<w:endnotes xmlns:wpc="http://schemas.microsoft.com/office/word/2010/wordprocessingCanvas" xmlns:cx="http://schemas.microsoft.com/office/drawing/2014/chartex" xmlns:cx1="http://schemas.microsoft.com/office/drawing/2015/9/8/chartex" xmlns:cx2="http://schemas.microsoft.com/office/drawing/2015/10/21/chartex" xmlns:cx3="http://schemas.microsoft.com/office/drawing/2016/5/9/chartex" xmlns:cx4="http://schemas.microsoft.com/office/drawing/2016/5/10/chartex" xmlns:cx5="http://schemas.microsoft.com/office/drawing/2016/5/11/chartex" xmlns:cx6="http://schemas.microsoft.com/office/drawing/2016/5/12/chartex" xmlns:cx7="http://schemas.microsoft.com/office/drawing/2016/5/13/chartex" xmlns:cx8="http://schemas.microsoft.com/office/drawing/2016/5/14/chartex" xmlns:mc="http://schemas.openxmlformats.org/markup-compatibility/2006" xmlns:aink="http://schemas.microsoft.com/office/drawing/2016/ink" xmlns:am3d="http://schemas.microsoft.com/office/drawing/2017/model3d" xmlns:o="urn:schemas-microsoft-com:office:office" xmlns:r="http://schemas.openxmlformats.org/officeDocument/2006/relationships" xmlns:m="http://schemas.openxmlformats.org/officeDocument/2006/math" xmlns:v="urn:schemas-microsoft-com:vml" xmlns:wp14="http://schemas.microsoft.com/office/word/2010/wordprocessingDrawing" xmlns:wp="http://schemas.openxmlformats.org/drawingml/2006/wordprocessingDrawing" xmlns:w10="urn:schemas-microsoft-com:office:word" xmlns:w="http://schemas.openxmlformats.org/wordprocessingml/2006/main" xmlns:w14="http://schemas.microsoft.com/office/word/2010/wordml" xmlns:w15="http://schemas.microsoft.com/office/word/2012/wordml" xmlns:w16cex="http://schemas.microsoft.com/office/word/2018/wordml/cex" xmlns:w16cid="http://schemas.microsoft.com/office/word/2016/wordml/cid" xmlns:w16="http://schemas.microsoft.com/office/word/2018/wordml" xmlns:w16sdtdh="http://schemas.microsoft.com/office/word/2020/wordml/sdtdatahash" xmlns:w16se="http://schemas.microsoft.com/office/word/2015/wordml/symex" xmlns:wpg="http://schemas.microsoft.com/office/word/2010/wordprocessingGroup" xmlns:wpi="http://schemas.microsoft.com/office/word/2010/wordprocessingInk" xmlns:wne="http://schemas.microsoft.com/office/word/2006/wordml" xmlns:wps="http://schemas.microsoft.com/office/word/2010/wordprocessingShape" mc:Ignorable="w14 w15 w16se w16cid w16 w16cex w16sdtdh wp14">
   <w:endnote w:type="separator" w:id="-1">
     <w:p>
       <w:r>
@@ -786,7 +904,7 @@
 </file>
 
 <file path=word/footnotes.xml><?xml version="1.0" encoding="utf-8"?>
-<w:footnotes xmlns:wpc="http://schemas.microsoft.com/office/word/2010/wordprocessingCanvas" xmlns:mc="http://schemas.openxmlformats.org/markup-compatibility/2006" xmlns:o="urn:schemas-microsoft-com:office:office" xmlns:r="http://schemas.openxmlformats.org/officeDocument/2006/relationships" xmlns:m="http://schemas.openxmlformats.org/officeDocument/2006/math" xmlns:v="urn:schemas-microsoft-com:vml" xmlns:wp14="http://schemas.microsoft.com/office/word/2010/wordprocessingDrawing" xmlns:wp="http://schemas.openxmlformats.org/drawingml/2006/wordprocessingDrawing" xmlns:w10="urn:schemas-microsoft-com:office:word" xmlns:w="http://schemas.openxmlformats.org/wordprocessingml/2006/main" xmlns:w14="http://schemas.microsoft.com/office/word/2010/wordml" xmlns:w15="http://schemas.microsoft.com/office/word/2012/wordml" xmlns:wpg="http://schemas.microsoft.com/office/word/2010/wordprocessingGroup" xmlns:wpi="http://schemas.microsoft.com/office/word/2010/wordprocessingInk" xmlns:wne="http://schemas.microsoft.com/office/word/2006/wordml" xmlns:wps="http://schemas.microsoft.com/office/word/2010/wordprocessingShape" mc:Ignorable="w14 w15 wp14">
+<w:footnotes xmlns:wpc="http://schemas.microsoft.com/office/word/2010/wordprocessingCanvas" xmlns:cx="http://schemas.microsoft.com/office/drawing/2014/chartex" xmlns:cx1="http://schemas.microsoft.com/office/drawing/2015/9/8/chartex" xmlns:cx2="http://schemas.microsoft.com/office/drawing/2015/10/21/chartex" xmlns:cx3="http://schemas.microsoft.com/office/drawing/2016/5/9/chartex" xmlns:cx4="http://schemas.microsoft.com/office/drawing/2016/5/10/chartex" xmlns:cx5="http://schemas.microsoft.com/office/drawing/2016/5/11/chartex" xmlns:cx6="http://schemas.microsoft.com/office/drawing/2016/5/12/chartex" xmlns:cx7="http://schemas.microsoft.com/office/drawing/2016/5/13/chartex" xmlns:cx8="http://schemas.microsoft.com/office/drawing/2016/5/14/chartex" xmlns:mc="http://schemas.openxmlformats.org/markup-compatibility/2006" xmlns:aink="http://schemas.microsoft.com/office/drawing/2016/ink" xmlns:am3d="http://schemas.microsoft.com/office/drawing/2017/model3d" xmlns:o="urn:schemas-microsoft-com:office:office" xmlns:r="http://schemas.openxmlformats.org/officeDocument/2006/relationships" xmlns:m="http://schemas.openxmlformats.org/officeDocument/2006/math" xmlns:v="urn:schemas-microsoft-com:vml" xmlns:wp14="http://schemas.microsoft.com/office/word/2010/wordprocessingDrawing" xmlns:wp="http://schemas.openxmlformats.org/drawingml/2006/wordprocessingDrawing" xmlns:w10="urn:schemas-microsoft-com:office:word" xmlns:w="http://schemas.openxmlformats.org/wordprocessingml/2006/main" xmlns:w14="http://schemas.microsoft.com/office/word/2010/wordml" xmlns:w15="http://schemas.microsoft.com/office/word/2012/wordml" xmlns:w16cex="http://schemas.microsoft.com/office/word/2018/wordml/cex" xmlns:w16cid="http://schemas.microsoft.com/office/word/2016/wordml/cid" xmlns:w16="http://schemas.microsoft.com/office/word/2018/wordml" xmlns:w16sdtdh="http://schemas.microsoft.com/office/word/2020/wordml/sdtdatahash" xmlns:w16se="http://schemas.microsoft.com/office/word/2015/wordml/symex" xmlns:wpg="http://schemas.microsoft.com/office/word/2010/wordprocessingGroup" xmlns:wpi="http://schemas.microsoft.com/office/word/2010/wordprocessingInk" xmlns:wne="http://schemas.microsoft.com/office/word/2006/wordml" xmlns:wps="http://schemas.microsoft.com/office/word/2010/wordprocessingShape" mc:Ignorable="w14 w15 w16se w16cid w16 w16cex w16sdtdh wp14">
   <w:footnote w:type="separator" w:id="-1">
     <w:p>
       <w:r>
@@ -805,7 +923,7 @@
 </file>
 
 <file path=word/header1.xml><?xml version="1.0" encoding="utf-8"?>
-<w:hdr xmlns:wpc="http://schemas.microsoft.com/office/word/2010/wordprocessingCanvas" xmlns:mc="http://schemas.openxmlformats.org/markup-compatibility/2006" xmlns:o="urn:schemas-microsoft-com:office:office" xmlns:r="http://schemas.openxmlformats.org/officeDocument/2006/relationships" xmlns:m="http://schemas.openxmlformats.org/officeDocument/2006/math" xmlns:v="urn:schemas-microsoft-com:vml" xmlns:wp14="http://schemas.microsoft.com/office/word/2010/wordprocessingDrawing" xmlns:wp="http://schemas.openxmlformats.org/drawingml/2006/wordprocessingDrawing" xmlns:w10="urn:schemas-microsoft-com:office:word" xmlns:w="http://schemas.openxmlformats.org/wordprocessingml/2006/main" xmlns:w14="http://schemas.microsoft.com/office/word/2010/wordml" xmlns:w15="http://schemas.microsoft.com/office/word/2012/wordml" xmlns:wpg="http://schemas.microsoft.com/office/word/2010/wordprocessingGroup" xmlns:wpi="http://schemas.microsoft.com/office/word/2010/wordprocessingInk" xmlns:wne="http://schemas.microsoft.com/office/word/2006/wordml" xmlns:wps="http://schemas.microsoft.com/office/word/2010/wordprocessingShape" mc:Ignorable="w14 w15 wp14">
+<w:hdr xmlns:wpc="http://schemas.microsoft.com/office/word/2010/wordprocessingCanvas" xmlns:cx="http://schemas.microsoft.com/office/drawing/2014/chartex" xmlns:cx1="http://schemas.microsoft.com/office/drawing/2015/9/8/chartex" xmlns:cx2="http://schemas.microsoft.com/office/drawing/2015/10/21/chartex" xmlns:cx3="http://schemas.microsoft.com/office/drawing/2016/5/9/chartex" xmlns:cx4="http://schemas.microsoft.com/office/drawing/2016/5/10/chartex" xmlns:cx5="http://schemas.microsoft.com/office/drawing/2016/5/11/chartex" xmlns:cx6="http://schemas.microsoft.com/office/drawing/2016/5/12/chartex" xmlns:cx7="http://schemas.microsoft.com/office/drawing/2016/5/13/chartex" xmlns:cx8="http://schemas.microsoft.com/office/drawing/2016/5/14/chartex" xmlns:mc="http://schemas.openxmlformats.org/markup-compatibility/2006" xmlns:aink="http://schemas.microsoft.com/office/drawing/2016/ink" xmlns:am3d="http://schemas.microsoft.com/office/drawing/2017/model3d" xmlns:o="urn:schemas-microsoft-com:office:office" xmlns:r="http://schemas.openxmlformats.org/officeDocument/2006/relationships" xmlns:m="http://schemas.openxmlformats.org/officeDocument/2006/math" xmlns:v="urn:schemas-microsoft-com:vml" xmlns:wp14="http://schemas.microsoft.com/office/word/2010/wordprocessingDrawing" xmlns:wp="http://schemas.openxmlformats.org/drawingml/2006/wordprocessingDrawing" xmlns:w10="urn:schemas-microsoft-com:office:word" xmlns:w="http://schemas.openxmlformats.org/wordprocessingml/2006/main" xmlns:w14="http://schemas.microsoft.com/office/word/2010/wordml" xmlns:w15="http://schemas.microsoft.com/office/word/2012/wordml" xmlns:w16cex="http://schemas.microsoft.com/office/word/2018/wordml/cex" xmlns:w16cid="http://schemas.microsoft.com/office/word/2016/wordml/cid" xmlns:w16="http://schemas.microsoft.com/office/word/2018/wordml" xmlns:w16sdtdh="http://schemas.microsoft.com/office/word/2020/wordml/sdtdatahash" xmlns:w16se="http://schemas.microsoft.com/office/word/2015/wordml/symex" xmlns:wpg="http://schemas.microsoft.com/office/word/2010/wordprocessingGroup" xmlns:wpi="http://schemas.microsoft.com/office/word/2010/wordprocessingInk" xmlns:wne="http://schemas.microsoft.com/office/word/2006/wordml" xmlns:wps="http://schemas.microsoft.com/office/word/2010/wordprocessingShape" mc:Ignorable="w14 w15 w16se w16cid w16 w16cex w16sdtdh wp14">
   <w:p>
     <w:pPr>
       <w:pStyle w:val="Kopfzeile"/>
@@ -838,7 +956,7 @@
 </file>
 
 <file path=word/numbering.xml><?xml version="1.0" encoding="utf-8"?>
-<w:numbering xmlns:wpc="http://schemas.microsoft.com/office/word/2010/wordprocessingCanvas" xmlns:mc="http://schemas.openxmlformats.org/markup-compatibility/2006" xmlns:o="urn:schemas-microsoft-com:office:office" xmlns:r="http://schemas.openxmlformats.org/officeDocument/2006/relationships" xmlns:m="http://schemas.openxmlformats.org/officeDocument/2006/math" xmlns:v="urn:schemas-microsoft-com:vml" xmlns:wp14="http://schemas.microsoft.com/office/word/2010/wordprocessingDrawing" xmlns:wp="http://schemas.openxmlformats.org/drawingml/2006/wordprocessingDrawing" xmlns:w10="urn:schemas-microsoft-com:office:word" xmlns:w="http://schemas.openxmlformats.org/wordprocessingml/2006/main" xmlns:w14="http://schemas.microsoft.com/office/word/2010/wordml" xmlns:w15="http://schemas.microsoft.com/office/word/2012/wordml" xmlns:wpg="http://schemas.microsoft.com/office/word/2010/wordprocessingGroup" xmlns:wpi="http://schemas.microsoft.com/office/word/2010/wordprocessingInk" xmlns:wne="http://schemas.microsoft.com/office/word/2006/wordml" xmlns:wps="http://schemas.microsoft.com/office/word/2010/wordprocessingShape" mc:Ignorable="w14 w15 wp14">
+<w:numbering xmlns:wpc="http://schemas.microsoft.com/office/word/2010/wordprocessingCanvas" xmlns:cx="http://schemas.microsoft.com/office/drawing/2014/chartex" xmlns:cx1="http://schemas.microsoft.com/office/drawing/2015/9/8/chartex" xmlns:cx2="http://schemas.microsoft.com/office/drawing/2015/10/21/chartex" xmlns:cx3="http://schemas.microsoft.com/office/drawing/2016/5/9/chartex" xmlns:cx4="http://schemas.microsoft.com/office/drawing/2016/5/10/chartex" xmlns:cx5="http://schemas.microsoft.com/office/drawing/2016/5/11/chartex" xmlns:cx6="http://schemas.microsoft.com/office/drawing/2016/5/12/chartex" xmlns:cx7="http://schemas.microsoft.com/office/drawing/2016/5/13/chartex" xmlns:cx8="http://schemas.microsoft.com/office/drawing/2016/5/14/chartex" xmlns:mc="http://schemas.openxmlformats.org/markup-compatibility/2006" xmlns:aink="http://schemas.microsoft.com/office/drawing/2016/ink" xmlns:am3d="http://schemas.microsoft.com/office/drawing/2017/model3d" xmlns:o="urn:schemas-microsoft-com:office:office" xmlns:r="http://schemas.openxmlformats.org/officeDocument/2006/relationships" xmlns:m="http://schemas.openxmlformats.org/officeDocument/2006/math" xmlns:v="urn:schemas-microsoft-com:vml" xmlns:wp14="http://schemas.microsoft.com/office/word/2010/wordprocessingDrawing" xmlns:wp="http://schemas.openxmlformats.org/drawingml/2006/wordprocessingDrawing" xmlns:w10="urn:schemas-microsoft-com:office:word" xmlns:w="http://schemas.openxmlformats.org/wordprocessingml/2006/main" xmlns:w14="http://schemas.microsoft.com/office/word/2010/wordml" xmlns:w15="http://schemas.microsoft.com/office/word/2012/wordml" xmlns:w16cex="http://schemas.microsoft.com/office/word/2018/wordml/cex" xmlns:w16cid="http://schemas.microsoft.com/office/word/2016/wordml/cid" xmlns:w16="http://schemas.microsoft.com/office/word/2018/wordml" xmlns:w16sdtdh="http://schemas.microsoft.com/office/word/2020/wordml/sdtdatahash" xmlns:w16se="http://schemas.microsoft.com/office/word/2015/wordml/symex" xmlns:wpg="http://schemas.microsoft.com/office/word/2010/wordprocessingGroup" xmlns:wpi="http://schemas.microsoft.com/office/word/2010/wordprocessingInk" xmlns:wne="http://schemas.microsoft.com/office/word/2006/wordml" xmlns:wps="http://schemas.microsoft.com/office/word/2010/wordprocessingShape" mc:Ignorable="w14 w15 w16se w16cid w16 w16cex w16sdtdh wp14">
   <w:abstractNum w:abstractNumId="0" w15:restartNumberingAfterBreak="0">
     <w:nsid w:val="05EF433A"/>
     <w:multiLevelType w:val="hybridMultilevel"/>
@@ -2550,7 +2668,7 @@
 </file>
 
 <file path=word/styles.xml><?xml version="1.0" encoding="utf-8"?>
-<w:styles xmlns:mc="http://schemas.openxmlformats.org/markup-compatibility/2006" xmlns:r="http://schemas.openxmlformats.org/officeDocument/2006/relationships" xmlns:w="http://schemas.openxmlformats.org/wordprocessingml/2006/main" xmlns:w14="http://schemas.microsoft.com/office/word/2010/wordml" xmlns:w15="http://schemas.microsoft.com/office/word/2012/wordml" mc:Ignorable="w14 w15">
+<w:styles xmlns:mc="http://schemas.openxmlformats.org/markup-compatibility/2006" xmlns:r="http://schemas.openxmlformats.org/officeDocument/2006/relationships" xmlns:w="http://schemas.openxmlformats.org/wordprocessingml/2006/main" xmlns:w14="http://schemas.microsoft.com/office/word/2010/wordml" xmlns:w15="http://schemas.microsoft.com/office/word/2012/wordml" xmlns:w16cex="http://schemas.microsoft.com/office/word/2018/wordml/cex" xmlns:w16cid="http://schemas.microsoft.com/office/word/2016/wordml/cid" xmlns:w16="http://schemas.microsoft.com/office/word/2018/wordml" xmlns:w16sdtdh="http://schemas.microsoft.com/office/word/2020/wordml/sdtdatahash" xmlns:w16se="http://schemas.microsoft.com/office/word/2015/wordml/symex" mc:Ignorable="w14 w15 w16se w16cid w16 w16cex w16sdtdh">
   <w:docDefaults>
     <w:rPrDefault>
       <w:rPr>
@@ -2566,7 +2684,7 @@
       </w:pPr>
     </w:pPrDefault>
   </w:docDefaults>
-  <w:latentStyles w:defLockedState="0" w:defUIPriority="99" w:defSemiHidden="0" w:defUnhideWhenUsed="0" w:defQFormat="0" w:count="371">
+  <w:latentStyles w:defLockedState="0" w:defUIPriority="99" w:defSemiHidden="0" w:defUnhideWhenUsed="0" w:defQFormat="0" w:count="376">
     <w:lsdException w:name="Normal" w:uiPriority="0" w:qFormat="1"/>
     <w:lsdException w:name="heading 1" w:uiPriority="9" w:qFormat="1"/>
     <w:lsdException w:name="heading 2" w:semiHidden="1" w:uiPriority="9" w:unhideWhenUsed="1" w:qFormat="1"/>
@@ -2672,7 +2790,6 @@
     <w:lsdException w:name="HTML Sample" w:semiHidden="1" w:unhideWhenUsed="1"/>
     <w:lsdException w:name="HTML Typewriter" w:semiHidden="1" w:unhideWhenUsed="1"/>
     <w:lsdException w:name="HTML Variable" w:semiHidden="1" w:unhideWhenUsed="1"/>
-    <w:lsdException w:name="Normal Table" w:semiHidden="1" w:unhideWhenUsed="1"/>
     <w:lsdException w:name="annotation subject" w:semiHidden="1" w:unhideWhenUsed="1"/>
     <w:lsdException w:name="No List" w:semiHidden="1" w:unhideWhenUsed="1"/>
     <w:lsdException w:name="Outline List 1" w:semiHidden="1" w:unhideWhenUsed="1"/>
@@ -2715,11 +2832,8 @@
     <w:lsdException w:name="Table Contemporary" w:semiHidden="1" w:unhideWhenUsed="1"/>
     <w:lsdException w:name="Table Elegant" w:semiHidden="1" w:unhideWhenUsed="1"/>
     <w:lsdException w:name="Table Professional" w:semiHidden="1" w:unhideWhenUsed="1"/>
-    <w:lsdException w:name="Table Subtle 1" w:semiHidden="1" w:unhideWhenUsed="1"/>
     <w:lsdException w:name="Table Subtle 2" w:semiHidden="1" w:unhideWhenUsed="1"/>
     <w:lsdException w:name="Table Web 1" w:semiHidden="1" w:unhideWhenUsed="1"/>
-    <w:lsdException w:name="Table Web 2" w:semiHidden="1" w:unhideWhenUsed="1"/>
-    <w:lsdException w:name="Table Web 3" w:semiHidden="1" w:unhideWhenUsed="1"/>
     <w:lsdException w:name="Balloon Text" w:semiHidden="1" w:unhideWhenUsed="1"/>
     <w:lsdException w:name="Table Grid" w:uiPriority="59"/>
     <w:lsdException w:name="Table Theme" w:semiHidden="1" w:unhideWhenUsed="1"/>
@@ -2938,6 +3052,11 @@
     <w:lsdException w:name="List Table 5 Dark Accent 6" w:uiPriority="50"/>
     <w:lsdException w:name="List Table 6 Colorful Accent 6" w:uiPriority="51"/>
     <w:lsdException w:name="List Table 7 Colorful Accent 6" w:uiPriority="52"/>
+    <w:lsdException w:name="Mention" w:semiHidden="1" w:unhideWhenUsed="1"/>
+    <w:lsdException w:name="Smart Hyperlink" w:semiHidden="1" w:unhideWhenUsed="1"/>
+    <w:lsdException w:name="Hashtag" w:semiHidden="1" w:unhideWhenUsed="1"/>
+    <w:lsdException w:name="Unresolved Mention" w:semiHidden="1" w:unhideWhenUsed="1"/>
+    <w:lsdException w:name="Smart Link" w:semiHidden="1" w:unhideWhenUsed="1"/>
   </w:latentStyles>
   <w:style w:type="paragraph" w:default="1" w:styleId="Standard">
     <w:name w:val="Normal"/>
